--- a/studioScreenshot.docx
+++ b/studioScreenshot.docx
@@ -4,6 +4,9 @@
   <w:body>
     <w:p>
       <w:r>
+        <w:rPr>
+          <w:noProof/>
+        </w:rPr>
         <w:drawing>
           <wp:inline distT="0" distB="0" distL="0" distR="0" wp14:anchorId="3D5C7FDA" wp14:editId="18AD56AF">
             <wp:extent cx="5943600" cy="3342005"/>
@@ -39,6 +42,12 @@
             </a:graphic>
           </wp:inline>
         </w:drawing>
+      </w:r>
+    </w:p>
+    <w:p/>
+    <w:p>
+      <w:r>
+        <w:t>Updated for GPA9a git</w:t>
       </w:r>
     </w:p>
     <w:sectPr>
